--- a/assignments/session10_assignment/Assignment 10_FAIR_Solution_Zaiser_Marc.docx
+++ b/assignments/session10_assignment/Assignment 10_FAIR_Solution_Zaiser_Marc.docx
@@ -1870,7 +1870,236 @@
           <w:rFonts w:ascii="Calibri" w:hAnsi="Calibri" w:cs="Calibri"/>
           <w:lang w:val="en-US"/>
         </w:rPr>
-        <w:t xml:space="preserve">For findability, you have to know what to look for </w:t>
+        <w:t xml:space="preserve">For findability, you </w:t>
+      </w:r>
+      <w:proofErr w:type="gramStart"/>
+      <w:r>
+        <w:rPr>
+          <w:rFonts w:ascii="Calibri" w:hAnsi="Calibri" w:cs="Calibri"/>
+          <w:lang w:val="en-US"/>
+        </w:rPr>
+        <w:t>have to</w:t>
+      </w:r>
+      <w:proofErr w:type="gramEnd"/>
+      <w:r>
+        <w:rPr>
+          <w:rFonts w:ascii="Calibri" w:hAnsi="Calibri" w:cs="Calibri"/>
+          <w:lang w:val="en-US"/>
+        </w:rPr>
+        <w:t xml:space="preserve"> know what to look for </w:t>
+      </w:r>
+    </w:p>
+    <w:p>
+      <w:pPr>
+        <w:pStyle w:val="Listenabsatz"/>
+        <w:numPr>
+          <w:ilvl w:val="0"/>
+          <w:numId w:val="2"/>
+        </w:numPr>
+        <w:rPr>
+          <w:rFonts w:ascii="Calibri" w:hAnsi="Calibri" w:cs="Calibri"/>
+          <w:lang w:val="en-US"/>
+        </w:rPr>
+      </w:pPr>
+      <w:r>
+        <w:rPr>
+          <w:rFonts w:ascii="Calibri" w:hAnsi="Calibri" w:cs="Calibri"/>
+          <w:lang w:val="en-US"/>
+        </w:rPr>
+        <w:t>Source 3</w:t>
+      </w:r>
+    </w:p>
+    <w:p>
+      <w:pPr>
+        <w:pStyle w:val="Listenabsatz"/>
+        <w:numPr>
+          <w:ilvl w:val="1"/>
+          <w:numId w:val="2"/>
+        </w:numPr>
+        <w:rPr>
+          <w:rFonts w:ascii="Calibri" w:hAnsi="Calibri" w:cs="Calibri"/>
+          <w:lang w:val="en-US"/>
+        </w:rPr>
+      </w:pPr>
+      <w:r>
+        <w:rPr>
+          <w:rFonts w:ascii="Calibri" w:hAnsi="Calibri" w:cs="Calibri"/>
+          <w:lang w:val="en-US"/>
+        </w:rPr>
+        <w:t>Findable (+)</w:t>
+      </w:r>
+    </w:p>
+    <w:p>
+      <w:pPr>
+        <w:pStyle w:val="Listenabsatz"/>
+        <w:numPr>
+          <w:ilvl w:val="1"/>
+          <w:numId w:val="2"/>
+        </w:numPr>
+        <w:rPr>
+          <w:rFonts w:ascii="Calibri" w:hAnsi="Calibri" w:cs="Calibri"/>
+          <w:lang w:val="en-US"/>
+        </w:rPr>
+      </w:pPr>
+      <w:proofErr w:type="spellStart"/>
+      <w:r>
+        <w:rPr>
+          <w:rFonts w:ascii="Calibri" w:hAnsi="Calibri" w:cs="Calibri"/>
+          <w:lang w:val="en-US"/>
+        </w:rPr>
+        <w:lastRenderedPageBreak/>
+        <w:t>Accassibility</w:t>
+      </w:r>
+      <w:proofErr w:type="spellEnd"/>
+      <w:r>
+        <w:rPr>
+          <w:rFonts w:ascii="Calibri" w:hAnsi="Calibri" w:cs="Calibri"/>
+          <w:lang w:val="en-US"/>
+        </w:rPr>
+        <w:t xml:space="preserve"> </w:t>
+      </w:r>
+      <w:r>
+        <w:rPr>
+          <w:rFonts w:ascii="Calibri" w:hAnsi="Calibri" w:cs="Calibri"/>
+          <w:lang w:val="en-US"/>
+        </w:rPr>
+        <w:sym w:font="Wingdings" w:char="F0E0"/>
+      </w:r>
+      <w:r>
+        <w:rPr>
+          <w:rFonts w:ascii="Calibri" w:hAnsi="Calibri" w:cs="Calibri"/>
+          <w:lang w:val="en-US"/>
+        </w:rPr>
+        <w:t xml:space="preserve"> through login </w:t>
+      </w:r>
+    </w:p>
+    <w:p>
+      <w:pPr>
+        <w:pStyle w:val="Listenabsatz"/>
+        <w:numPr>
+          <w:ilvl w:val="1"/>
+          <w:numId w:val="2"/>
+        </w:numPr>
+        <w:rPr>
+          <w:rFonts w:ascii="Calibri" w:hAnsi="Calibri" w:cs="Calibri"/>
+          <w:lang w:val="en-US"/>
+        </w:rPr>
+      </w:pPr>
+      <w:r>
+        <w:rPr>
+          <w:rFonts w:ascii="Calibri" w:hAnsi="Calibri" w:cs="Calibri"/>
+          <w:lang w:val="en-US"/>
+        </w:rPr>
+        <w:t>Interoperability (+)</w:t>
+      </w:r>
+    </w:p>
+    <w:p>
+      <w:pPr>
+        <w:pStyle w:val="Listenabsatz"/>
+        <w:numPr>
+          <w:ilvl w:val="1"/>
+          <w:numId w:val="2"/>
+        </w:numPr>
+        <w:rPr>
+          <w:rFonts w:ascii="Calibri" w:hAnsi="Calibri" w:cs="Calibri"/>
+          <w:lang w:val="en-US"/>
+        </w:rPr>
+      </w:pPr>
+      <w:r>
+        <w:rPr>
+          <w:rFonts w:ascii="Calibri" w:hAnsi="Calibri" w:cs="Calibri"/>
+          <w:lang w:val="en-US"/>
+        </w:rPr>
+        <w:t>Not open license (but not part of the fair principle)</w:t>
+      </w:r>
+    </w:p>
+    <w:p>
+      <w:pPr>
+        <w:pStyle w:val="Listenabsatz"/>
+        <w:numPr>
+          <w:ilvl w:val="0"/>
+          <w:numId w:val="2"/>
+        </w:numPr>
+        <w:rPr>
+          <w:rFonts w:ascii="Calibri" w:hAnsi="Calibri" w:cs="Calibri"/>
+          <w:lang w:val="en-US"/>
+        </w:rPr>
+      </w:pPr>
+      <w:r>
+        <w:rPr>
+          <w:rFonts w:ascii="Calibri" w:hAnsi="Calibri" w:cs="Calibri"/>
+          <w:lang w:val="en-US"/>
+        </w:rPr>
+        <w:t>Source 4</w:t>
+      </w:r>
+    </w:p>
+    <w:p>
+      <w:pPr>
+        <w:pStyle w:val="Listenabsatz"/>
+        <w:numPr>
+          <w:ilvl w:val="1"/>
+          <w:numId w:val="2"/>
+        </w:numPr>
+        <w:rPr>
+          <w:rFonts w:ascii="Calibri" w:hAnsi="Calibri" w:cs="Calibri"/>
+          <w:lang w:val="en-US"/>
+        </w:rPr>
+      </w:pPr>
+      <w:r>
+        <w:rPr>
+          <w:rFonts w:ascii="Calibri" w:hAnsi="Calibri" w:cs="Calibri"/>
+          <w:lang w:val="en-US"/>
+        </w:rPr>
+        <w:t xml:space="preserve">Everything on Zenodo findable and accessible  </w:t>
+      </w:r>
+    </w:p>
+    <w:p>
+      <w:pPr>
+        <w:pStyle w:val="Listenabsatz"/>
+        <w:numPr>
+          <w:ilvl w:val="1"/>
+          <w:numId w:val="2"/>
+        </w:numPr>
+        <w:rPr>
+          <w:rFonts w:ascii="Calibri" w:hAnsi="Calibri" w:cs="Calibri"/>
+          <w:lang w:val="en-US"/>
+        </w:rPr>
+      </w:pPr>
+      <w:proofErr w:type="spellStart"/>
+      <w:r>
+        <w:rPr>
+          <w:rFonts w:ascii="Calibri" w:hAnsi="Calibri" w:cs="Calibri"/>
+          <w:lang w:val="en-US"/>
+        </w:rPr>
+        <w:t>Resusable</w:t>
+      </w:r>
+      <w:proofErr w:type="spellEnd"/>
+      <w:r>
+        <w:rPr>
+          <w:rFonts w:ascii="Calibri" w:hAnsi="Calibri" w:cs="Calibri"/>
+          <w:lang w:val="en-US"/>
+        </w:rPr>
+        <w:t xml:space="preserve">: Written in Russian </w:t>
+      </w:r>
+    </w:p>
+    <w:p>
+      <w:pPr>
+        <w:pStyle w:val="Listenabsatz"/>
+        <w:numPr>
+          <w:ilvl w:val="0"/>
+          <w:numId w:val="2"/>
+        </w:numPr>
+        <w:rPr>
+          <w:rFonts w:ascii="Calibri" w:hAnsi="Calibri" w:cs="Calibri"/>
+          <w:lang w:val="en-US"/>
+        </w:rPr>
+      </w:pPr>
+      <w:r>
+        <w:rPr>
+          <w:rFonts w:ascii="Calibri" w:hAnsi="Calibri" w:cs="Calibri"/>
+          <w:lang w:val="en-US"/>
+        </w:rPr>
+        <w:t xml:space="preserve">Source 5 and 6 both checked all the boxes </w:t>
       </w:r>
     </w:p>
     <w:sectPr>
